--- a/Files/06 - Yom Tov/01 - Pesach/5785/Story 1/Story Pesach 5785.docx
+++ b/Files/06 - Yom Tov/01 - Pesach/5785/Story 1/Story Pesach 5785.docx
@@ -804,7 +804,7 @@
         <w:rPr>
           <w:rFonts w:ascii="Times New Roman" w:hAnsi="Times New Roman" w:cs="Times New Roman"/>
         </w:rPr>
-        <w:t>I am not moving from here until next year, when</w:t>
+        <w:t xml:space="preserve">I am not moving from here until next year, when </w:t>
       </w:r>
       <w:r>
         <w:rPr>
